--- a/examples/multivariate/doc/17-stock-close-lstm-regression.docx
+++ b/examples/multivariate/doc/17-stock-close-lstm-regression.docx
@@ -2782,7 +2782,7 @@
         <w:rPr>
           <w:rStyle w:val="VerbatimChar"/>
         </w:rPr>
-        <w:t xml:space="preserve">## [1] 86.41416 86.48505 86.58635 86.54108 86.86637</w:t>
+        <w:t xml:space="preserve">## [1] 86.41416 86.48505 86.58636 86.54108 86.86637</w:t>
       </w:r>
       <w:r>
         <w:br/>
@@ -2908,7 +2908,7 @@
         <w:rPr>
           <w:rStyle w:val="VerbatimChar"/>
         </w:rPr>
-        <w:t xml:space="preserve">## [1] 87.02788 87.91188 88.21416 88.53108 88.23939</w:t>
+        <w:t xml:space="preserve">## [1] 87.02788 87.91188 88.21417 88.53108 88.23939</w:t>
       </w:r>
       <w:r>
         <w:br/>
@@ -2935,7 +2935,7 @@
         <w:rPr>
           <w:rStyle w:val="VerbatimChar"/>
         </w:rPr>
-        <w:t xml:space="preserve">## [1] 83.73748 84.69236 84.84473 85.03291 84.86118</w:t>
+        <w:t xml:space="preserve">## [1] 83.73748 84.69236 84.84473 85.03292 84.86118</w:t>
       </w:r>
       <w:r>
         <w:br/>
@@ -2962,7 +2962,7 @@
         <w:rPr>
           <w:rStyle w:val="VerbatimChar"/>
         </w:rPr>
-        <w:t xml:space="preserve">## [1] 26415487 27978765 27020160 26354099 26596413</w:t>
+        <w:t xml:space="preserve">## [1] 26415487 27978770 27020160 26354099 26596411</w:t>
       </w:r>
       <w:r>
         <w:br/>
@@ -3007,34 +3007,34 @@
         <w:rPr>
           <w:rStyle w:val="VerbatimChar"/>
         </w:rPr>
-        <w:t xml:space="preserve">## 2 86.48505 85.60246 87.91188 84.69236 27978765</w:t>
-      </w:r>
-      <w:r>
-        <w:br/>
-      </w:r>
-      <w:r>
-        <w:rPr>
-          <w:rStyle w:val="VerbatimChar"/>
-        </w:rPr>
-        <w:t xml:space="preserve">## 3 86.58635 85.90024 88.21416 84.84473 27020160</w:t>
-      </w:r>
-      <w:r>
-        <w:br/>
-      </w:r>
-      <w:r>
-        <w:rPr>
-          <w:rStyle w:val="VerbatimChar"/>
-        </w:rPr>
-        <w:t xml:space="preserve">## 4 86.54108 86.21747 88.53108 85.03291 26354099</w:t>
-      </w:r>
-      <w:r>
-        <w:br/>
-      </w:r>
-      <w:r>
-        <w:rPr>
-          <w:rStyle w:val="VerbatimChar"/>
-        </w:rPr>
-        <w:t xml:space="preserve">## 5 86.86637 86.05999 88.23939 84.86118 26596413</w:t>
+        <w:t xml:space="preserve">## 2 86.48505 85.60246 87.91188 84.69236 27978770</w:t>
+      </w:r>
+      <w:r>
+        <w:br/>
+      </w:r>
+      <w:r>
+        <w:rPr>
+          <w:rStyle w:val="VerbatimChar"/>
+        </w:rPr>
+        <w:t xml:space="preserve">## 3 86.58636 85.90024 88.21417 84.84473 27020160</w:t>
+      </w:r>
+      <w:r>
+        <w:br/>
+      </w:r>
+      <w:r>
+        <w:rPr>
+          <w:rStyle w:val="VerbatimChar"/>
+        </w:rPr>
+        <w:t xml:space="preserve">## 4 86.54108 86.21747 88.53108 85.03292 26354099</w:t>
+      </w:r>
+      <w:r>
+        <w:br/>
+      </w:r>
+      <w:r>
+        <w:rPr>
+          <w:rStyle w:val="VerbatimChar"/>
+        </w:rPr>
+        <w:t xml:space="preserve">## 5 86.86637 86.05999 88.23939 84.86118 26596411</w:t>
       </w:r>
       <w:r>
         <w:br/>
@@ -3110,34 +3110,34 @@
         <w:rPr>
           <w:rStyle w:val="VerbatimChar"/>
         </w:rPr>
-        <w:t xml:space="preserve">## 2 86.48505 85.60246 87.91188 84.69236 27978765</w:t>
-      </w:r>
-      <w:r>
-        <w:br/>
-      </w:r>
-      <w:r>
-        <w:rPr>
-          <w:rStyle w:val="VerbatimChar"/>
-        </w:rPr>
-        <w:t xml:space="preserve">## 3 86.58635 85.90024 88.21416 84.84473 27020160</w:t>
-      </w:r>
-      <w:r>
-        <w:br/>
-      </w:r>
-      <w:r>
-        <w:rPr>
-          <w:rStyle w:val="VerbatimChar"/>
-        </w:rPr>
-        <w:t xml:space="preserve">## 4 86.54108 86.21747 88.53108 85.03291 26354099</w:t>
-      </w:r>
-      <w:r>
-        <w:br/>
-      </w:r>
-      <w:r>
-        <w:rPr>
-          <w:rStyle w:val="VerbatimChar"/>
-        </w:rPr>
-        <w:t xml:space="preserve">## 5 86.86637 86.05999 88.23939 84.86118 26596413</w:t>
+        <w:t xml:space="preserve">## 2 86.48505 85.60246 87.91188 84.69236 27978770</w:t>
+      </w:r>
+      <w:r>
+        <w:br/>
+      </w:r>
+      <w:r>
+        <w:rPr>
+          <w:rStyle w:val="VerbatimChar"/>
+        </w:rPr>
+        <w:t xml:space="preserve">## 3 86.58636 85.90024 88.21417 84.84473 27020160</w:t>
+      </w:r>
+      <w:r>
+        <w:br/>
+      </w:r>
+      <w:r>
+        <w:rPr>
+          <w:rStyle w:val="VerbatimChar"/>
+        </w:rPr>
+        <w:t xml:space="preserve">## 4 86.54108 86.21747 88.53108 85.03292 26354099</w:t>
+      </w:r>
+      <w:r>
+        <w:br/>
+      </w:r>
+      <w:r>
+        <w:rPr>
+          <w:rStyle w:val="VerbatimChar"/>
+        </w:rPr>
+        <w:t xml:space="preserve">## 5 86.86637 86.05999 88.23939 84.86118 26596411</w:t>
       </w:r>
     </w:p>
     <w:p>
@@ -3213,7 +3213,7 @@
         <w:rPr>
           <w:rStyle w:val="VerbatimChar"/>
         </w:rPr>
-        <w:t xml:space="preserve">## 1 3.270634 0.01602108 -0.5484058</w:t>
+        <w:t xml:space="preserve">## 1 3.270633 0.01602108 -0.5484057</w:t>
       </w:r>
     </w:p>
     <w:p>
@@ -3295,7 +3295,7 @@
               <a:graphicData uri="http://schemas.openxmlformats.org/drawingml/2006/picture">
                 <pic:pic>
                   <pic:nvPicPr>
-                    <pic:cNvPr descr="C:\Git\cefet-rj-dal\tspredit\examples\multivariate\doc\17-stock-close-lstm-regression_files/ee004958e838743c6dabcdc41fa7b20084dad96b.png" id="11" name="Picture"/>
+                    <pic:cNvPr descr="C:\Git\dal\tspredit\examples\multivariate\doc\17-stock-close-lstm-regression_files/ee004958e838743c6dabcdc41fa7b20084dad96b.png" id="11" name="Picture"/>
                     <pic:cNvPicPr>
                       <a:picLocks noChangeArrowheads="1" noChangeAspect="1"/>
                     </pic:cNvPicPr>
